--- a/docs/templates/tegata-warrant.docx
+++ b/docs/templates/tegata-warrant.docx
@@ -12,94 +12,32 @@
     </w:p>
     <w:p>
       <w:r>
-        <w:t xml:space="preserve">Resource: </w:t>
-      </w:r>
-      <w:r>
-        <w:fldChar w:fldCharType="begin"/>
-        <w:instrText xml:space="preserve"> MERGEFIELD resource </w:instrText>
-        <w:fldChar w:fldCharType="separate"/>
-      </w:r>
-      <w:r>
-        <w:fldChar w:fldCharType="end"/>
+        <w:t>Resource: {!resource}</w:t>
       </w:r>
     </w:p>
     <w:p>
       <w:r>
-        <w:t xml:space="preserve">Requested by: </w:t>
-      </w:r>
-      <w:r>
-        <w:fldChar w:fldCharType="begin"/>
-        <w:instrText xml:space="preserve"> MERGEFIELD requested_by </w:instrText>
-        <w:fldChar w:fldCharType="separate"/>
-      </w:r>
-      <w:r>
-        <w:fldChar w:fldCharType="end"/>
+        <w:t>Requested by: {!requested_by}</w:t>
       </w:r>
     </w:p>
     <w:p>
       <w:r>
-        <w:t xml:space="preserve">Reason: </w:t>
-      </w:r>
-      <w:r>
-        <w:fldChar w:fldCharType="begin"/>
-        <w:instrText xml:space="preserve"> MERGEFIELD reason </w:instrText>
-        <w:fldChar w:fldCharType="separate"/>
-      </w:r>
-      <w:r>
-        <w:fldChar w:fldCharType="end"/>
+        <w:t>Reason: {!reason}</w:t>
       </w:r>
     </w:p>
     <w:p>
       <w:r>
-        <w:t xml:space="preserve">Requested duration (minutes): </w:t>
-      </w:r>
-      <w:r>
-        <w:fldChar w:fldCharType="begin"/>
-        <w:instrText xml:space="preserve"> MERGEFIELD requested_duration_minutes </w:instrText>
-        <w:fldChar w:fldCharType="separate"/>
-      </w:r>
-      <w:r>
-        <w:fldChar w:fldCharType="end"/>
+        <w:t>Requested duration (minutes): {!requested_duration_minutes}</w:t>
       </w:r>
     </w:p>
     <w:p>
       <w:r>
-        <w:t xml:space="preserve">Approved maximum duration (minutes): </w:t>
-      </w:r>
-      <w:r>
-        <w:fldChar w:fldCharType="begin"/>
-        <w:instrText xml:space="preserve"> MERGEFIELD max_duration_minutes </w:instrText>
-        <w:fldChar w:fldCharType="separate"/>
-      </w:r>
-      <w:r>
-        <w:fldChar w:fldCharType="end"/>
+        <w:t>Approved maximum duration (minutes): {!max_duration_minutes}</w:t>
       </w:r>
     </w:p>
     <w:p>
       <w:r>
-        <w:t xml:space="preserve">Risk score: </w:t>
-      </w:r>
-      <w:r>
-        <w:fldChar w:fldCharType="begin"/>
-        <w:instrText xml:space="preserve"> MERGEFIELD risk_score </w:instrText>
-        <w:fldChar w:fldCharType="separate"/>
-      </w:r>
-      <w:r>
-        <w:fldChar w:fldCharType="end"/>
-      </w:r>
-      <w:r>
-        <w:t xml:space="preserve"> / 100 (tier: </w:t>
-      </w:r>
-      <w:r>
-        <w:fldChar w:fldCharType="begin"/>
-        <w:instrText xml:space="preserve"> MERGEFIELD risk_tier </w:instrText>
-        <w:fldChar w:fldCharType="separate"/>
-      </w:r>
-      <w:r>
-        <w:fldChar w:fldCharType="end"/>
-      </w:r>
-      <w:r>
-        <w:t>)</w:t>
+        <w:t>Risk score: {!risk_score} / 100 (tier: {!risk_tier})</w:t>
       </w:r>
     </w:p>
     <w:p>
@@ -112,19 +50,32 @@
     </w:p>
     <w:p>
       <w:r>
-        <w:fldChar w:fldCharType="begin"/>
+        <w:t>&lt;mdoc:paragraph name="twoApprovers" hidden="{!$required_approver_count != '2'}"&gt;</w:t>
       </w:r>
+    </w:p>
+    <w:p>
       <w:r>
-        <w:instrText xml:space="preserve"> IF { MERGEFIELD required_approver_count } = "2" "This request requires signatures from TWO approvers before it is valid." "This request requires a signature from ONE approver before it is valid." </w:instrText>
+        <w:t>This request requires signatures from TWO approvers before it is valid.</w:t>
       </w:r>
+    </w:p>
+    <w:p>
       <w:r>
-        <w:fldChar w:fldCharType="separate"/>
+        <w:t>&lt;/mdoc:paragraph name="twoApprovers"&gt;</w:t>
       </w:r>
+    </w:p>
+    <w:p>
       <w:r>
-        <w:t xml:space="preserve">This request requires a signature from ONE approver before it is valid.</w:t>
+        <w:t>&lt;mdoc:paragraph name="oneApprover" hidden="{!$required_approver_count == '2'}"&gt;</w:t>
       </w:r>
+    </w:p>
+    <w:p>
       <w:r>
-        <w:fldChar w:fldCharType="end"/>
+        <w:t>This request requires a signature from ONE approver before it is valid.</w:t>
+      </w:r>
+    </w:p>
+    <w:p>
+      <w:r>
+        <w:t>&lt;/mdoc:paragraph name="oneApprover"&gt;</w:t>
       </w:r>
     </w:p>
     <w:p>
